--- a/diagram/samples/class_diagram.docx
+++ b/diagram/samples/class_diagram.docx
@@ -78,7 +78,7 @@
           <w:color w:val="606A78"/>
           <w:sz w:val="18"/>
         </w:rPr>
-        <w:t>Class Diagram — Domain Model</w:t>
+        <w:t>Class Diagram: Domain Model</w:t>
       </w:r>
     </w:p>
     <w:p>
@@ -94,7 +94,7 @@
         <w:t>Animal</w:t>
       </w:r>
       <w:r>
-        <w:t xml:space="preserve"> — class; fields: +name: str, #age: int; methods: +speak()</w:t>
+        <w:t>: class; fields: +name: str, #age: int; methods: +speak()</w:t>
       </w:r>
     </w:p>
     <w:p>
@@ -110,7 +110,7 @@
         <w:t>Dog</w:t>
       </w:r>
       <w:r>
-        <w:t xml:space="preserve"> — class; fields: +breed: str; methods: +speak(), +fetch(); connects to Animal</w:t>
+        <w:t>: class; fields: +breed: str; methods: +speak(), +fetch(); connects to Animal</w:t>
       </w:r>
     </w:p>
     <w:p>
@@ -126,7 +126,7 @@
         <w:t>Cat</w:t>
       </w:r>
       <w:r>
-        <w:t xml:space="preserve"> — class; methods: +speak(); connects to Animal</w:t>
+        <w:t>: class; methods: +speak(); connects to Animal</w:t>
       </w:r>
     </w:p>
     <w:p>
@@ -142,7 +142,7 @@
         <w:t>Owner</w:t>
       </w:r>
       <w:r>
-        <w:t xml:space="preserve"> — class; fields: +name: str; methods: +adopt(); connects to Animal (owns 0..*)</w:t>
+        <w:t>: class; fields: +name: str; methods: +adopt(); connects to Animal (owns 0..*)</w:t>
       </w:r>
     </w:p>
     <w:sectPr>
